--- a/Rodrigo/Vue Java/Rodrigo Fernandez.docx
+++ b/Rodrigo/Vue Java/Rodrigo Fernandez.docx
@@ -38,19 +38,7 @@
           <w:sz w:val="48"/>
           <w:szCs w:val="48"/>
         </w:rPr>
-        <w:t xml:space="preserve"> Fe</w:t>
-      </w:r>
-      <w:bookmarkStart w:id="0" w:name="_GoBack"/>
-      <w:bookmarkEnd w:id="0"/>
-      <w:r>
-        <w:rPr>
-          <w:b/>
-          <w:bCs/>
-          <w:kern w:val="36"/>
-          <w:sz w:val="48"/>
-          <w:szCs w:val="48"/>
-        </w:rPr>
-        <w:t>rn</w:t>
+        <w:t xml:space="preserve"> Fern</w:t>
       </w:r>
       <w:r>
         <w:rPr>
@@ -108,7 +96,23 @@
           <w:bCs/>
           <w:szCs w:val="24"/>
         </w:rPr>
-        <w:t>.js / Node.js Full Stack Engineer</w:t>
+        <w:t xml:space="preserve">.js / </w:t>
+      </w:r>
+      <w:r>
+        <w:rPr>
+          <w:b/>
+          <w:bCs/>
+          <w:szCs w:val="24"/>
+        </w:rPr>
+        <w:t>Java (Spring Boot)</w:t>
+      </w:r>
+      <w:r>
+        <w:rPr>
+          <w:b/>
+          <w:bCs/>
+          <w:szCs w:val="24"/>
+        </w:rPr>
+        <w:t xml:space="preserve"> Full Stack Engineer</w:t>
       </w:r>
       <w:r>
         <w:rPr>
@@ -195,98 +199,67 @@
         </w:rPr>
       </w:pPr>
       <w:r>
-        <w:t xml:space="preserve">Senior </w:t>
+        <w:t xml:space="preserve">Senior Full Stack Engineer specializing in </w:t>
       </w:r>
       <w:r>
         <w:rPr>
           <w:rStyle w:val="Strong"/>
         </w:rPr>
-        <w:t>Vue.js 2.x–3.x / Node.js 12–20</w:t>
-      </w:r>
-      <w:r>
-        <w:t xml:space="preserve"> Full Stack Engineer with strong experience in </w:t>
+        <w:t>Vue.js 2.x–3.x</w:t>
+      </w:r>
+      <w:r>
+        <w:t xml:space="preserve">, </w:t>
       </w:r>
       <w:r>
         <w:rPr>
           <w:rStyle w:val="Strong"/>
         </w:rPr>
-        <w:t>SaaS, cloud platforms, digital commerce, and enterprise web applications</w:t>
-      </w:r>
-      <w:r>
-        <w:t xml:space="preserve">, building scalable dashboards, API-driven products, and modular frontend systems. Skilled in </w:t>
+        <w:t>Java 8–17</w:t>
+      </w:r>
+      <w:r>
+        <w:t xml:space="preserve">, and </w:t>
+      </w:r>
+      <w:r>
+        <w:rPr>
+          <w:rStyle w:val="Strong"/>
+        </w:rPr>
+        <w:t>Spring Boot 2.x–3.x</w:t>
+      </w:r>
+      <w:r>
+        <w:t xml:space="preserve"> across cloud infrastructure, </w:t>
       </w:r>
       <w:proofErr w:type="spellStart"/>
       <w:r>
-        <w:rPr>
-          <w:rStyle w:val="Strong"/>
-        </w:rPr>
+        <w:t>FinTech</w:t>
+      </w:r>
+      <w:proofErr w:type="spellEnd"/>
+      <w:r>
+        <w:t xml:space="preserve">, </w:t>
+      </w:r>
+      <w:proofErr w:type="spellStart"/>
+      <w:r>
+        <w:t>eCommerce</w:t>
+      </w:r>
+      <w:proofErr w:type="spellEnd"/>
+      <w:r>
+        <w:t xml:space="preserve">, and enterprise SaaS industries, with strong experience modernizing legacy JSP/jQuery portals into component-driven </w:t>
+      </w:r>
+      <w:proofErr w:type="spellStart"/>
+      <w:r>
         <w:t>Vue</w:t>
       </w:r>
       <w:proofErr w:type="spellEnd"/>
       <w:r>
-        <w:rPr>
-          <w:rStyle w:val="Strong"/>
-        </w:rPr>
-        <w:t xml:space="preserve"> 2 Options API, </w:t>
+        <w:t xml:space="preserve"> applications, building secure REST APIs and </w:t>
       </w:r>
       <w:proofErr w:type="spellStart"/>
       <w:r>
-        <w:rPr>
-          <w:rStyle w:val="Strong"/>
-        </w:rPr>
-        <w:t>Vue</w:t>
+        <w:t>microservices</w:t>
       </w:r>
       <w:proofErr w:type="spellEnd"/>
       <w:r>
-        <w:rPr>
-          <w:rStyle w:val="Strong"/>
-        </w:rPr>
-        <w:t xml:space="preserve"> 3 Composition API, </w:t>
-      </w:r>
-      <w:proofErr w:type="spellStart"/>
-      <w:r>
-        <w:rPr>
-          <w:rStyle w:val="Strong"/>
-        </w:rPr>
-        <w:t>Nuxt</w:t>
-      </w:r>
-      <w:proofErr w:type="spellEnd"/>
-      <w:r>
-        <w:rPr>
-          <w:rStyle w:val="Strong"/>
-        </w:rPr>
-        <w:t xml:space="preserve"> 2–3, Node.js, Express, </w:t>
-      </w:r>
-      <w:proofErr w:type="spellStart"/>
-      <w:r>
-        <w:rPr>
-          <w:rStyle w:val="Strong"/>
-        </w:rPr>
-        <w:t>NestJS</w:t>
-      </w:r>
-      <w:proofErr w:type="spellEnd"/>
-      <w:r>
-        <w:rPr>
-          <w:rStyle w:val="Strong"/>
-        </w:rPr>
-        <w:t>, PostgreSQL, MongoDB, AWS, Docker, CI/CD</w:t>
-      </w:r>
-      <w:r>
-        <w:t xml:space="preserve">, and performance-focused modernization. </w:t>
-      </w:r>
-      <w:proofErr w:type="gramStart"/>
-      <w:r>
-        <w:t xml:space="preserve">Known for resolving production bugs, migrating legacy </w:t>
-      </w:r>
-      <w:proofErr w:type="spellStart"/>
-      <w:r>
-        <w:t>Vue</w:t>
-      </w:r>
-      <w:proofErr w:type="spellEnd"/>
-      <w:r>
-        <w:t xml:space="preserve"> apps, improving API latency, and delivering secure, maintainable features across distributed teams.</w:t>
-      </w:r>
-      <w:proofErr w:type="gramEnd"/>
+        <w:t>, improving PostgreSQL/MySQL performance, resolving production defects, migrating Java services to newer LTS versions, implementing CI/CD with Docker, Kubernetes, Jenkins, and GitHub Actions, and delivering measurable gains in reliability, page speed, release quality, accessibility, observability, security, and developer productivity.</w:t>
+      </w:r>
     </w:p>
     <w:p>
       <w:pPr>
@@ -321,7 +294,7 @@
         <w:pStyle w:val="ListParagraph"/>
         <w:numPr>
           <w:ilvl w:val="0"/>
-          <w:numId w:val="24"/>
+          <w:numId w:val="29"/>
         </w:numPr>
         <w:spacing w:before="100" w:beforeAutospacing="1" w:after="100" w:afterAutospacing="1"/>
         <w:jc w:val="both"/>
@@ -357,20 +330,6 @@
         </w:rPr>
         <w:t xml:space="preserve">, </w:t>
       </w:r>
-      <w:r>
-        <w:rPr>
-          <w:b/>
-          <w:bCs/>
-          <w:szCs w:val="24"/>
-        </w:rPr>
-        <w:t>Nuxt.js 2–3</w:t>
-      </w:r>
-      <w:r>
-        <w:rPr>
-          <w:szCs w:val="24"/>
-        </w:rPr>
-        <w:t xml:space="preserve">, </w:t>
-      </w:r>
       <w:proofErr w:type="spellStart"/>
       <w:r>
         <w:rPr>
@@ -383,7 +342,7 @@
         <w:rPr>
           <w:szCs w:val="24"/>
         </w:rPr>
-        <w:t xml:space="preserve">, </w:t>
+        <w:t xml:space="preserve"> 3.x–4.x, </w:t>
       </w:r>
       <w:proofErr w:type="spellStart"/>
       <w:r>
@@ -397,7 +356,7 @@
         <w:rPr>
           <w:szCs w:val="24"/>
         </w:rPr>
-        <w:t xml:space="preserve">, </w:t>
+        <w:t xml:space="preserve"> 2.x, </w:t>
       </w:r>
       <w:proofErr w:type="spellStart"/>
       <w:r>
@@ -411,7 +370,7 @@
         <w:rPr>
           <w:szCs w:val="24"/>
         </w:rPr>
-        <w:t xml:space="preserve"> Router, Composition API, Options API, </w:t>
+        <w:t xml:space="preserve"> Router 3.x–4.x, JavaScript ES6+, </w:t>
       </w:r>
       <w:proofErr w:type="spellStart"/>
       <w:r>
@@ -425,7 +384,7 @@
         <w:rPr>
           <w:szCs w:val="24"/>
         </w:rPr>
-        <w:t xml:space="preserve"> 4–5, JavaScript ES6+, HTML5, CSS3, Sass, Tailwind CSS, </w:t>
+        <w:t xml:space="preserve"> 4.x–5.x, HTML5, CSS3, SCSS, Tailwind CSS 2.x–3.x, Bootstrap 4.x–5.x, </w:t>
       </w:r>
       <w:proofErr w:type="spellStart"/>
       <w:r>
@@ -439,23 +398,15 @@
         <w:rPr>
           <w:szCs w:val="24"/>
         </w:rPr>
-        <w:t xml:space="preserve">, Element UI, </w:t>
-      </w:r>
-      <w:proofErr w:type="spellStart"/>
-      <w:r>
-        <w:rPr>
-          <w:szCs w:val="24"/>
-        </w:rPr>
-        <w:t>BootstrapVue</w:t>
-      </w:r>
-      <w:proofErr w:type="spellEnd"/>
+        <w:t xml:space="preserve"> 2.x–3.x, Jest 26.x–29.x, Cypress 9.x–13.x</w:t>
+      </w:r>
     </w:p>
     <w:p>
       <w:pPr>
         <w:pStyle w:val="ListParagraph"/>
         <w:numPr>
           <w:ilvl w:val="0"/>
-          <w:numId w:val="24"/>
+          <w:numId w:val="29"/>
         </w:numPr>
         <w:spacing w:before="100" w:beforeAutospacing="1" w:after="100" w:afterAutospacing="1"/>
         <w:jc w:val="both"/>
@@ -483,55 +434,69 @@
           <w:bCs/>
           <w:szCs w:val="24"/>
         </w:rPr>
-        <w:t>Node.js 12–20</w:t>
-      </w:r>
-      <w:r>
-        <w:rPr>
-          <w:szCs w:val="24"/>
-        </w:rPr>
-        <w:t xml:space="preserve">, Express.js, </w:t>
+        <w:t>Java 8–17</w:t>
+      </w:r>
+      <w:r>
+        <w:rPr>
+          <w:szCs w:val="24"/>
+        </w:rPr>
+        <w:t xml:space="preserve">, </w:t>
+      </w:r>
+      <w:r>
+        <w:rPr>
+          <w:b/>
+          <w:bCs/>
+          <w:szCs w:val="24"/>
+        </w:rPr>
+        <w:t>Spring Boot 2.x–3.x</w:t>
+      </w:r>
+      <w:r>
+        <w:rPr>
+          <w:szCs w:val="24"/>
+        </w:rPr>
+        <w:t xml:space="preserve">, Spring MVC 4.x–6.x, Spring Security 5.x–6.x, Hibernate 5.x–6.x, JPA, REST APIs, </w:t>
       </w:r>
       <w:proofErr w:type="spellStart"/>
       <w:r>
         <w:rPr>
           <w:szCs w:val="24"/>
         </w:rPr>
-        <w:t>NestJS</w:t>
+        <w:t>GraphQL</w:t>
       </w:r>
       <w:proofErr w:type="spellEnd"/>
       <w:r>
         <w:rPr>
           <w:szCs w:val="24"/>
         </w:rPr>
-        <w:t xml:space="preserve">, REST API, </w:t>
+        <w:t xml:space="preserve">, </w:t>
       </w:r>
       <w:proofErr w:type="spellStart"/>
       <w:r>
         <w:rPr>
           <w:szCs w:val="24"/>
         </w:rPr>
-        <w:t>GraphQL</w:t>
+        <w:t>Microservices</w:t>
       </w:r>
       <w:proofErr w:type="spellEnd"/>
       <w:r>
         <w:rPr>
           <w:szCs w:val="24"/>
         </w:rPr>
-        <w:t xml:space="preserve">, </w:t>
+        <w:t xml:space="preserve">, Maven 3.x, </w:t>
       </w:r>
       <w:proofErr w:type="spellStart"/>
       <w:r>
         <w:rPr>
           <w:szCs w:val="24"/>
         </w:rPr>
-        <w:t>WebSocket</w:t>
+        <w:t>Gradle</w:t>
       </w:r>
       <w:proofErr w:type="spellEnd"/>
       <w:r>
         <w:rPr>
           <w:szCs w:val="24"/>
         </w:rPr>
-        <w:t>, JWT, OAuth2, RBAC, API versioning, pagination, validation, error handling</w:t>
+        <w:t xml:space="preserve"> 6.x–8.x</w:t>
       </w:r>
     </w:p>
     <w:p>
@@ -539,7 +504,7 @@
         <w:pStyle w:val="ListParagraph"/>
         <w:numPr>
           <w:ilvl w:val="0"/>
-          <w:numId w:val="24"/>
+          <w:numId w:val="29"/>
         </w:numPr>
         <w:spacing w:before="100" w:beforeAutospacing="1" w:after="100" w:afterAutospacing="1"/>
         <w:jc w:val="both"/>
@@ -553,13 +518,13 @@
           <w:bCs/>
           <w:szCs w:val="24"/>
         </w:rPr>
-        <w:t>Databases:</w:t>
-      </w:r>
-      <w:r>
-        <w:rPr>
-          <w:szCs w:val="24"/>
-        </w:rPr>
-        <w:t xml:space="preserve"> PostgreSQL, MySQL, MongoDB, </w:t>
+        <w:t>Database:</w:t>
+      </w:r>
+      <w:r>
+        <w:rPr>
+          <w:szCs w:val="24"/>
+        </w:rPr>
+        <w:t xml:space="preserve"> PostgreSQL 11–15, MySQL 5.7–8.x, </w:t>
       </w:r>
       <w:proofErr w:type="spellStart"/>
       <w:r>
@@ -573,49 +538,35 @@
         <w:rPr>
           <w:szCs w:val="24"/>
         </w:rPr>
-        <w:t xml:space="preserve">, </w:t>
+        <w:t xml:space="preserve"> 5.x–7.x, </w:t>
       </w:r>
       <w:proofErr w:type="spellStart"/>
       <w:r>
         <w:rPr>
           <w:szCs w:val="24"/>
         </w:rPr>
-        <w:t>Sequelize</w:t>
+        <w:t>Elasticsearch</w:t>
       </w:r>
       <w:proofErr w:type="spellEnd"/>
       <w:r>
         <w:rPr>
           <w:szCs w:val="24"/>
         </w:rPr>
-        <w:t xml:space="preserve">, </w:t>
+        <w:t xml:space="preserve"> 7.x–8.x, Flyway 6.x–9.x, </w:t>
       </w:r>
       <w:proofErr w:type="spellStart"/>
       <w:r>
         <w:rPr>
           <w:szCs w:val="24"/>
         </w:rPr>
-        <w:t>Prisma</w:t>
+        <w:t>Liquibase</w:t>
       </w:r>
       <w:proofErr w:type="spellEnd"/>
       <w:r>
         <w:rPr>
           <w:szCs w:val="24"/>
         </w:rPr>
-        <w:t xml:space="preserve">, </w:t>
-      </w:r>
-      <w:proofErr w:type="spellStart"/>
-      <w:r>
-        <w:rPr>
-          <w:szCs w:val="24"/>
-        </w:rPr>
-        <w:t>TypeORM</w:t>
-      </w:r>
-      <w:proofErr w:type="spellEnd"/>
-      <w:r>
-        <w:rPr>
-          <w:szCs w:val="24"/>
-        </w:rPr>
-        <w:t>, query optimization, indexing, migration scripts</w:t>
+        <w:t xml:space="preserve"> 3.x–4.x</w:t>
       </w:r>
     </w:p>
     <w:p>
@@ -623,7 +574,7 @@
         <w:pStyle w:val="ListParagraph"/>
         <w:numPr>
           <w:ilvl w:val="0"/>
-          <w:numId w:val="24"/>
+          <w:numId w:val="29"/>
         </w:numPr>
         <w:spacing w:before="100" w:beforeAutospacing="1" w:after="100" w:afterAutospacing="1"/>
         <w:jc w:val="both"/>
@@ -637,7 +588,7 @@
           <w:bCs/>
           <w:szCs w:val="24"/>
         </w:rPr>
-        <w:t>Cloud / DevOps:</w:t>
+        <w:t>Cloud &amp; DevOps:</w:t>
       </w:r>
       <w:r>
         <w:rPr>
@@ -650,14 +601,14 @@
         <w:rPr>
           <w:szCs w:val="24"/>
         </w:rPr>
-        <w:t>CloudFront</w:t>
+        <w:t>CloudWatch</w:t>
       </w:r>
       <w:proofErr w:type="spellEnd"/>
       <w:r>
         <w:rPr>
           <w:szCs w:val="24"/>
         </w:rPr>
-        <w:t xml:space="preserve">, Docker, Kubernetes, Nginx, GitHub Actions, </w:t>
+        <w:t xml:space="preserve">, ECS, Docker 18.x–24.x, Kubernetes 1.18–1.27, Jenkins 2.x, GitHub Actions, </w:t>
       </w:r>
       <w:proofErr w:type="spellStart"/>
       <w:r>
@@ -671,7 +622,7 @@
         <w:rPr>
           <w:szCs w:val="24"/>
         </w:rPr>
-        <w:t xml:space="preserve"> CI, Jenkins, Terraform basics</w:t>
+        <w:t xml:space="preserve"> CI, Nginx, Linux</w:t>
       </w:r>
     </w:p>
     <w:p>
@@ -679,7 +630,7 @@
         <w:pStyle w:val="ListParagraph"/>
         <w:numPr>
           <w:ilvl w:val="0"/>
-          <w:numId w:val="24"/>
+          <w:numId w:val="29"/>
         </w:numPr>
         <w:spacing w:before="100" w:beforeAutospacing="1" w:after="100" w:afterAutospacing="1"/>
         <w:jc w:val="both"/>
@@ -693,139 +644,27 @@
           <w:bCs/>
           <w:szCs w:val="24"/>
         </w:rPr>
-        <w:t>Testing / Quality:</w:t>
-      </w:r>
-      <w:r>
-        <w:rPr>
-          <w:szCs w:val="24"/>
-        </w:rPr>
-        <w:t xml:space="preserve"> Jest, </w:t>
+        <w:t>Architecture:</w:t>
+      </w:r>
+      <w:r>
+        <w:rPr>
+          <w:szCs w:val="24"/>
+        </w:rPr>
+        <w:t xml:space="preserve"> </w:t>
       </w:r>
       <w:proofErr w:type="spellStart"/>
       <w:r>
         <w:rPr>
           <w:szCs w:val="24"/>
         </w:rPr>
-        <w:t>Vitest</w:t>
+        <w:t>Microservices</w:t>
       </w:r>
       <w:proofErr w:type="spellEnd"/>
       <w:r>
         <w:rPr>
           <w:szCs w:val="24"/>
         </w:rPr>
-        <w:t xml:space="preserve">, Cypress, Mocha, Chai, </w:t>
-      </w:r>
-      <w:proofErr w:type="spellStart"/>
-      <w:r>
-        <w:rPr>
-          <w:szCs w:val="24"/>
-        </w:rPr>
-        <w:t>Supertest</w:t>
-      </w:r>
-      <w:proofErr w:type="spellEnd"/>
-      <w:r>
-        <w:rPr>
-          <w:szCs w:val="24"/>
-        </w:rPr>
-        <w:t xml:space="preserve">, </w:t>
-      </w:r>
-      <w:proofErr w:type="spellStart"/>
-      <w:r>
-        <w:rPr>
-          <w:szCs w:val="24"/>
-        </w:rPr>
-        <w:t>ESLint</w:t>
-      </w:r>
-      <w:proofErr w:type="spellEnd"/>
-      <w:r>
-        <w:rPr>
-          <w:szCs w:val="24"/>
-        </w:rPr>
-        <w:t xml:space="preserve">, Prettier, </w:t>
-      </w:r>
-      <w:proofErr w:type="spellStart"/>
-      <w:r>
-        <w:rPr>
-          <w:szCs w:val="24"/>
-        </w:rPr>
-        <w:t>SonarQube</w:t>
-      </w:r>
-      <w:proofErr w:type="spellEnd"/>
-      <w:r>
-        <w:rPr>
-          <w:szCs w:val="24"/>
-        </w:rPr>
-        <w:t>, unit testing, integration testing, regression testing</w:t>
-      </w:r>
-    </w:p>
-    <w:p>
-      <w:pPr>
-        <w:pStyle w:val="ListParagraph"/>
-        <w:numPr>
-          <w:ilvl w:val="0"/>
-          <w:numId w:val="24"/>
-        </w:numPr>
-        <w:spacing w:before="100" w:beforeAutospacing="1" w:after="100" w:afterAutospacing="1"/>
-        <w:jc w:val="both"/>
-        <w:rPr>
-          <w:szCs w:val="24"/>
-        </w:rPr>
-      </w:pPr>
-      <w:r>
-        <w:rPr>
-          <w:b/>
-          <w:bCs/>
-          <w:szCs w:val="24"/>
-        </w:rPr>
-        <w:t>Monitoring:</w:t>
-      </w:r>
-      <w:r>
-        <w:rPr>
-          <w:szCs w:val="24"/>
-        </w:rPr>
-        <w:t xml:space="preserve"> </w:t>
-      </w:r>
-      <w:proofErr w:type="spellStart"/>
-      <w:r>
-        <w:rPr>
-          <w:szCs w:val="24"/>
-        </w:rPr>
-        <w:t>Datadog</w:t>
-      </w:r>
-      <w:proofErr w:type="spellEnd"/>
-      <w:r>
-        <w:rPr>
-          <w:szCs w:val="24"/>
-        </w:rPr>
-        <w:t xml:space="preserve">, </w:t>
-      </w:r>
-      <w:proofErr w:type="spellStart"/>
-      <w:r>
-        <w:rPr>
-          <w:szCs w:val="24"/>
-        </w:rPr>
-        <w:t>Grafana</w:t>
-      </w:r>
-      <w:proofErr w:type="spellEnd"/>
-      <w:r>
-        <w:rPr>
-          <w:szCs w:val="24"/>
-        </w:rPr>
-        <w:t xml:space="preserve">, Prometheus, </w:t>
-      </w:r>
-      <w:proofErr w:type="spellStart"/>
-      <w:r>
-        <w:rPr>
-          <w:szCs w:val="24"/>
-        </w:rPr>
-        <w:t>CloudWatch</w:t>
-      </w:r>
-      <w:proofErr w:type="spellEnd"/>
-      <w:r>
-        <w:rPr>
-          <w:szCs w:val="24"/>
-        </w:rPr>
-        <w:t>, Sentry, structured logging, alerting, production issue triage</w:t>
+        <w:t>, Domain-Driven Design, Event-Driven Architecture, API Gateway, OAuth2, JWT, RBAC, Clean Architecture, SOLID, Agile Scrum</w:t>
       </w:r>
     </w:p>
     <w:p>
@@ -926,7 +765,7 @@
         <w:rPr>
           <w:szCs w:val="24"/>
         </w:rPr>
-        <w:t xml:space="preserve">Led modernization of a cloud operations portal from </w:t>
+        <w:t xml:space="preserve">Led modernization of cloud infrastructure customer portals using </w:t>
       </w:r>
       <w:r>
         <w:rPr>
@@ -934,13 +773,13 @@
           <w:bCs/>
           <w:szCs w:val="24"/>
         </w:rPr>
-        <w:t>Vue.js 2.x</w:t>
-      </w:r>
-      <w:r>
-        <w:rPr>
-          <w:szCs w:val="24"/>
-        </w:rPr>
-        <w:t xml:space="preserve"> Options API to </w:t>
+        <w:t>Vue.js 2.6–3.3</w:t>
+      </w:r>
+      <w:r>
+        <w:rPr>
+          <w:szCs w:val="24"/>
+        </w:rPr>
+        <w:t xml:space="preserve">, </w:t>
       </w:r>
       <w:r>
         <w:rPr>
@@ -948,13 +787,13 @@
           <w:bCs/>
           <w:szCs w:val="24"/>
         </w:rPr>
-        <w:t>Vue.js 3.x</w:t>
-      </w:r>
-      <w:r>
-        <w:rPr>
-          <w:szCs w:val="24"/>
-        </w:rPr>
-        <w:t xml:space="preserve"> Composition API, reducing duplicated component logic and improving frontend maintainability by </w:t>
+        <w:t>Java 11–17</w:t>
+      </w:r>
+      <w:r>
+        <w:rPr>
+          <w:szCs w:val="24"/>
+        </w:rPr>
+        <w:t xml:space="preserve">, and </w:t>
       </w:r>
       <w:r>
         <w:rPr>
@@ -962,13 +801,13 @@
           <w:bCs/>
           <w:szCs w:val="24"/>
         </w:rPr>
-        <w:t>38%</w:t>
-      </w:r>
-      <w:r>
-        <w:rPr>
-          <w:szCs w:val="24"/>
-        </w:rPr>
-        <w:t>.</w:t>
+        <w:t>Spring Boot 2.4–3.1</w:t>
+      </w:r>
+      <w:r>
+        <w:rPr>
+          <w:szCs w:val="24"/>
+        </w:rPr>
+        <w:t>, improving operational visibility for enterprise hosting clients.</w:t>
       </w:r>
     </w:p>
     <w:p>
@@ -987,7 +826,7 @@
         <w:rPr>
           <w:szCs w:val="24"/>
         </w:rPr>
-        <w:t xml:space="preserve">Built secure </w:t>
+        <w:t xml:space="preserve">Migrated legacy JSP and jQuery dashboard modules into reusable </w:t>
       </w:r>
       <w:r>
         <w:rPr>
@@ -995,27 +834,55 @@
           <w:bCs/>
           <w:szCs w:val="24"/>
         </w:rPr>
-        <w:t>Node.js 16–20</w:t>
-      </w:r>
-      <w:r>
-        <w:rPr>
-          <w:szCs w:val="24"/>
-        </w:rPr>
-        <w:t xml:space="preserve"> REST services with Express and </w:t>
+        <w:t>Vue.js 3.x</w:t>
+      </w:r>
+      <w:r>
+        <w:rPr>
+          <w:szCs w:val="24"/>
+        </w:rPr>
+        <w:t xml:space="preserve"> components with </w:t>
       </w:r>
       <w:proofErr w:type="spellStart"/>
       <w:r>
         <w:rPr>
           <w:szCs w:val="24"/>
         </w:rPr>
-        <w:t>NestJS</w:t>
+        <w:t>Pinia</w:t>
       </w:r>
       <w:proofErr w:type="spellEnd"/>
       <w:r>
         <w:rPr>
           <w:szCs w:val="24"/>
         </w:rPr>
-        <w:t xml:space="preserve"> for account provisioning, billing workflows, and internal automation across SaaS infrastructure products.</w:t>
+        <w:t xml:space="preserve"> and </w:t>
+      </w:r>
+      <w:proofErr w:type="spellStart"/>
+      <w:r>
+        <w:rPr>
+          <w:szCs w:val="24"/>
+        </w:rPr>
+        <w:t>Vue</w:t>
+      </w:r>
+      <w:proofErr w:type="spellEnd"/>
+      <w:r>
+        <w:rPr>
+          <w:szCs w:val="24"/>
+        </w:rPr>
+        <w:t xml:space="preserve"> Router, reducing duplicate UI code by </w:t>
+      </w:r>
+      <w:r>
+        <w:rPr>
+          <w:b/>
+          <w:bCs/>
+          <w:szCs w:val="24"/>
+        </w:rPr>
+        <w:t>38%</w:t>
+      </w:r>
+      <w:r>
+        <w:rPr>
+          <w:szCs w:val="24"/>
+        </w:rPr>
+        <w:t xml:space="preserve"> across account, billing, and monitoring screens.</w:t>
       </w:r>
     </w:p>
     <w:p>
@@ -1034,21 +901,63 @@
         <w:rPr>
           <w:szCs w:val="24"/>
         </w:rPr>
-        <w:t xml:space="preserve">Resolved a recurring production issue where stale </w:t>
+        <w:t xml:space="preserve">Resolved recurring production memory leaks in </w:t>
+      </w:r>
+      <w:r>
+        <w:rPr>
+          <w:b/>
+          <w:bCs/>
+          <w:szCs w:val="24"/>
+        </w:rPr>
+        <w:t>Java 11</w:t>
+      </w:r>
+      <w:r>
+        <w:rPr>
+          <w:szCs w:val="24"/>
+        </w:rPr>
+        <w:t xml:space="preserve"> </w:t>
       </w:r>
       <w:proofErr w:type="spellStart"/>
       <w:r>
         <w:rPr>
           <w:szCs w:val="24"/>
         </w:rPr>
-        <w:t>Vuex</w:t>
+        <w:t>microservices</w:t>
       </w:r>
       <w:proofErr w:type="spellEnd"/>
       <w:r>
         <w:rPr>
           <w:szCs w:val="24"/>
         </w:rPr>
-        <w:t xml:space="preserve"> state caused incorrect customer resource status, replacing fragile mutations with normalized state and improving dashboard accuracy.</w:t>
+        <w:t xml:space="preserve"> by profiling heap usage, tuning Hibernate fetch </w:t>
+      </w:r>
+      <w:proofErr w:type="gramStart"/>
+      <w:r>
+        <w:rPr>
+          <w:szCs w:val="24"/>
+        </w:rPr>
+        <w:t>strategies,</w:t>
+      </w:r>
+      <w:proofErr w:type="gramEnd"/>
+      <w:r>
+        <w:rPr>
+          <w:szCs w:val="24"/>
+        </w:rPr>
+        <w:t xml:space="preserve"> and lowering API timeout incidents by </w:t>
+      </w:r>
+      <w:r>
+        <w:rPr>
+          <w:b/>
+          <w:bCs/>
+          <w:szCs w:val="24"/>
+        </w:rPr>
+        <w:t>31%</w:t>
+      </w:r>
+      <w:r>
+        <w:rPr>
+          <w:szCs w:val="24"/>
+        </w:rPr>
+        <w:t>.</w:t>
       </w:r>
     </w:p>
     <w:p>
@@ -1067,21 +976,7 @@
         <w:rPr>
           <w:szCs w:val="24"/>
         </w:rPr>
-        <w:t xml:space="preserve">Migrated legacy </w:t>
-      </w:r>
-      <w:proofErr w:type="spellStart"/>
-      <w:r>
-        <w:rPr>
-          <w:szCs w:val="24"/>
-        </w:rPr>
-        <w:t>Vue</w:t>
-      </w:r>
-      <w:proofErr w:type="spellEnd"/>
-      <w:r>
-        <w:rPr>
-          <w:szCs w:val="24"/>
-        </w:rPr>
-        <w:t xml:space="preserve"> Router guards and role checks into centralized </w:t>
+        <w:t xml:space="preserve">Designed secure REST APIs with </w:t>
       </w:r>
       <w:r>
         <w:rPr>
@@ -1089,27 +984,13 @@
           <w:bCs/>
           <w:szCs w:val="24"/>
         </w:rPr>
-        <w:t>RBAC</w:t>
-      </w:r>
-      <w:r>
-        <w:rPr>
-          <w:szCs w:val="24"/>
-        </w:rPr>
-        <w:t xml:space="preserve"> middleware, reducing authorization defects by </w:t>
-      </w:r>
-      <w:r>
-        <w:rPr>
-          <w:b/>
-          <w:bCs/>
-          <w:szCs w:val="24"/>
-        </w:rPr>
-        <w:t>42%</w:t>
-      </w:r>
-      <w:r>
-        <w:rPr>
-          <w:szCs w:val="24"/>
-        </w:rPr>
-        <w:t xml:space="preserve"> across admin and customer-facing modules.</w:t>
+        <w:t>Spring Security 5.x–6.x</w:t>
+      </w:r>
+      <w:r>
+        <w:rPr>
+          <w:szCs w:val="24"/>
+        </w:rPr>
+        <w:t>, OAuth2, JWT, and RBAC, strengthening tenant isolation for cloud infrastructure customers across multiple service tiers.</w:t>
       </w:r>
     </w:p>
     <w:p>
@@ -1128,45 +1009,49 @@
         <w:rPr>
           <w:szCs w:val="24"/>
         </w:rPr>
-        <w:t xml:space="preserve">Implemented lazy loading, route-level code splitting, and optimized API batching in </w:t>
-      </w:r>
-      <w:proofErr w:type="spellStart"/>
+        <w:t xml:space="preserve">Implemented a real-time alert configuration feature in </w:t>
+      </w:r>
       <w:r>
         <w:rPr>
           <w:b/>
           <w:bCs/>
           <w:szCs w:val="24"/>
         </w:rPr>
-        <w:t>Vue</w:t>
-      </w:r>
-      <w:proofErr w:type="spellEnd"/>
+        <w:t>Vue.js 3.x</w:t>
+      </w:r>
+      <w:r>
+        <w:rPr>
+          <w:szCs w:val="24"/>
+        </w:rPr>
+        <w:t xml:space="preserve"> and </w:t>
+      </w:r>
       <w:r>
         <w:rPr>
           <w:b/>
           <w:bCs/>
           <w:szCs w:val="24"/>
         </w:rPr>
-        <w:t xml:space="preserve"> 3</w:t>
-      </w:r>
-      <w:r>
-        <w:rPr>
-          <w:szCs w:val="24"/>
-        </w:rPr>
-        <w:t xml:space="preserve">, improving initial dashboard load time by </w:t>
-      </w:r>
-      <w:r>
-        <w:rPr>
-          <w:b/>
-          <w:bCs/>
-          <w:szCs w:val="24"/>
-        </w:rPr>
-        <w:t>31%</w:t>
-      </w:r>
-      <w:r>
-        <w:rPr>
-          <w:szCs w:val="24"/>
-        </w:rPr>
-        <w:t xml:space="preserve"> for enterprise users.</w:t>
+        <w:t>Spring Boot 3.x</w:t>
+      </w:r>
+      <w:r>
+        <w:rPr>
+          <w:szCs w:val="24"/>
+        </w:rPr>
+        <w:t xml:space="preserve">, allowing users to customize </w:t>
+      </w:r>
+      <w:proofErr w:type="spellStart"/>
+      <w:r>
+        <w:rPr>
+          <w:szCs w:val="24"/>
+        </w:rPr>
+        <w:t>CloudWatch</w:t>
+      </w:r>
+      <w:proofErr w:type="spellEnd"/>
+      <w:r>
+        <w:rPr>
+          <w:szCs w:val="24"/>
+        </w:rPr>
+        <w:t>-driven notifications without support team involvement.</w:t>
       </w:r>
     </w:p>
     <w:p>
@@ -1185,49 +1070,35 @@
         <w:rPr>
           <w:szCs w:val="24"/>
         </w:rPr>
-        <w:t xml:space="preserve">Designed reusable </w:t>
-      </w:r>
-      <w:proofErr w:type="spellStart"/>
-      <w:r>
-        <w:rPr>
-          <w:szCs w:val="24"/>
-        </w:rPr>
-        <w:t>Vue</w:t>
-      </w:r>
-      <w:proofErr w:type="spellEnd"/>
-      <w:r>
-        <w:rPr>
-          <w:szCs w:val="24"/>
-        </w:rPr>
-        <w:t xml:space="preserve"> component libraries with </w:t>
-      </w:r>
-      <w:proofErr w:type="spellStart"/>
-      <w:r>
-        <w:rPr>
-          <w:szCs w:val="24"/>
-        </w:rPr>
-        <w:t>TypeScript</w:t>
-      </w:r>
-      <w:proofErr w:type="spellEnd"/>
-      <w:r>
-        <w:rPr>
-          <w:szCs w:val="24"/>
-        </w:rPr>
-        <w:t xml:space="preserve">, </w:t>
-      </w:r>
-      <w:proofErr w:type="spellStart"/>
-      <w:r>
-        <w:rPr>
-          <w:szCs w:val="24"/>
-        </w:rPr>
-        <w:t>Vuetify</w:t>
-      </w:r>
-      <w:proofErr w:type="spellEnd"/>
-      <w:r>
-        <w:rPr>
-          <w:szCs w:val="24"/>
-        </w:rPr>
-        <w:t>, and Storybook-style documentation to standardize forms, tables, modals, and validation patterns.</w:t>
+        <w:t xml:space="preserve">Upgraded core services from </w:t>
+      </w:r>
+      <w:r>
+        <w:rPr>
+          <w:b/>
+          <w:bCs/>
+          <w:szCs w:val="24"/>
+        </w:rPr>
+        <w:t>Java 11 to Java 17</w:t>
+      </w:r>
+      <w:r>
+        <w:rPr>
+          <w:szCs w:val="24"/>
+        </w:rPr>
+        <w:t xml:space="preserve"> and </w:t>
+      </w:r>
+      <w:r>
+        <w:rPr>
+          <w:b/>
+          <w:bCs/>
+          <w:szCs w:val="24"/>
+        </w:rPr>
+        <w:t>Spring Boot 2.x to 3.x</w:t>
+      </w:r>
+      <w:r>
+        <w:rPr>
+          <w:szCs w:val="24"/>
+        </w:rPr>
+        <w:t>, fixing dependency conflicts, Jakarta namespace changes, and deprecated security configuration issues.</w:t>
       </w:r>
     </w:p>
     <w:p>
@@ -1246,7 +1117,7 @@
         <w:rPr>
           <w:szCs w:val="24"/>
         </w:rPr>
-        <w:t xml:space="preserve">Improved </w:t>
+        <w:t xml:space="preserve">Improved PostgreSQL 13–15 query performance by adding composite indexes, rewriting slow joins, and reducing dashboard load time by </w:t>
       </w:r>
       <w:r>
         <w:rPr>
@@ -1254,41 +1125,13 @@
           <w:bCs/>
           <w:szCs w:val="24"/>
         </w:rPr>
-        <w:t>Node.js</w:t>
-      </w:r>
-      <w:r>
-        <w:rPr>
-          <w:szCs w:val="24"/>
-        </w:rPr>
-        <w:t xml:space="preserve"> API latency by optimizing PostgreSQL indexes, removing </w:t>
-      </w:r>
-      <w:proofErr w:type="gramStart"/>
-      <w:r>
-        <w:rPr>
-          <w:szCs w:val="24"/>
-        </w:rPr>
-        <w:t>N+1 queries</w:t>
-      </w:r>
-      <w:proofErr w:type="gramEnd"/>
-      <w:r>
-        <w:rPr>
-          <w:szCs w:val="24"/>
-        </w:rPr>
-        <w:t xml:space="preserve">, and adding </w:t>
-      </w:r>
-      <w:proofErr w:type="spellStart"/>
-      <w:r>
-        <w:rPr>
-          <w:szCs w:val="24"/>
-        </w:rPr>
-        <w:t>Redis</w:t>
-      </w:r>
-      <w:proofErr w:type="spellEnd"/>
-      <w:r>
-        <w:rPr>
-          <w:szCs w:val="24"/>
-        </w:rPr>
-        <w:t xml:space="preserve"> caching for high-read configuration endpoints.</w:t>
+        <w:t>44%</w:t>
+      </w:r>
+      <w:r>
+        <w:rPr>
+          <w:szCs w:val="24"/>
+        </w:rPr>
+        <w:t xml:space="preserve"> during peak customer usage.</w:t>
       </w:r>
     </w:p>
     <w:p>
@@ -1308,21 +1151,7 @@
           <w:szCs w:val="24"/>
         </w:rPr>
         <w:lastRenderedPageBreak/>
-        <w:t xml:space="preserve">Integrated Sentry, </w:t>
-      </w:r>
-      <w:proofErr w:type="spellStart"/>
-      <w:r>
-        <w:rPr>
-          <w:szCs w:val="24"/>
-        </w:rPr>
-        <w:t>CloudWatch</w:t>
-      </w:r>
-      <w:proofErr w:type="spellEnd"/>
-      <w:r>
-        <w:rPr>
-          <w:szCs w:val="24"/>
-        </w:rPr>
-        <w:t xml:space="preserve">, and structured logging to trace frontend errors back to backend request IDs, reducing average production debugging time by </w:t>
+        <w:t xml:space="preserve">Built CI/CD workflows with </w:t>
       </w:r>
       <w:r>
         <w:rPr>
@@ -1330,7 +1159,21 @@
           <w:bCs/>
           <w:szCs w:val="24"/>
         </w:rPr>
-        <w:t>45%</w:t>
+        <w:t>GitHub Actions</w:t>
+      </w:r>
+      <w:r>
+        <w:rPr>
+          <w:szCs w:val="24"/>
+        </w:rPr>
+        <w:t xml:space="preserve">, Jenkins 2.x, Docker 20.x–24.x, and Kubernetes 1.20–1.27, cutting release preparation effort by </w:t>
+      </w:r>
+      <w:r>
+        <w:rPr>
+          <w:b/>
+          <w:bCs/>
+          <w:szCs w:val="24"/>
+        </w:rPr>
+        <w:t>35%</w:t>
       </w:r>
       <w:r>
         <w:rPr>
@@ -1355,35 +1198,21 @@
         <w:rPr>
           <w:szCs w:val="24"/>
         </w:rPr>
-        <w:t xml:space="preserve">Delivered migration scripts from older </w:t>
+        <w:t xml:space="preserve">Fixed a critical </w:t>
       </w:r>
       <w:proofErr w:type="spellStart"/>
       <w:r>
         <w:rPr>
           <w:szCs w:val="24"/>
         </w:rPr>
-        <w:t>Sequelize</w:t>
+        <w:t>Vue</w:t>
       </w:r>
       <w:proofErr w:type="spellEnd"/>
       <w:r>
         <w:rPr>
           <w:szCs w:val="24"/>
         </w:rPr>
-        <w:t xml:space="preserve"> models to </w:t>
-      </w:r>
-      <w:proofErr w:type="spellStart"/>
-      <w:r>
-        <w:rPr>
-          <w:szCs w:val="24"/>
-        </w:rPr>
-        <w:t>Prisma</w:t>
-      </w:r>
-      <w:proofErr w:type="spellEnd"/>
-      <w:r>
-        <w:rPr>
-          <w:szCs w:val="24"/>
-        </w:rPr>
-        <w:t>-based data access for selected services, keeping backward-compatible APIs during phased rollout.</w:t>
+        <w:t xml:space="preserve"> hydration and routing issue caused by inconsistent API state mapping, stabilizing account switching flows for multi-tenant enterprise users.</w:t>
       </w:r>
     </w:p>
     <w:p>
@@ -1402,7 +1231,21 @@
         <w:rPr>
           <w:szCs w:val="24"/>
         </w:rPr>
-        <w:t>Implemented CI/CD pipelines with GitHub Actions, Docker, and AWS deployments, adding test gates and rollback steps for safer releases across multiple environments.</w:t>
+        <w:t xml:space="preserve">Created shared frontend utilities for form validation, API error handling, role permissions, and notification states, making </w:t>
+      </w:r>
+      <w:r>
+        <w:rPr>
+          <w:b/>
+          <w:bCs/>
+          <w:szCs w:val="24"/>
+        </w:rPr>
+        <w:t>Vue.js</w:t>
+      </w:r>
+      <w:r>
+        <w:rPr>
+          <w:szCs w:val="24"/>
+        </w:rPr>
+        <w:t xml:space="preserve"> development more flexible across teams.</w:t>
       </w:r>
     </w:p>
     <w:p>
@@ -1421,21 +1264,35 @@
         <w:rPr>
           <w:szCs w:val="24"/>
         </w:rPr>
-        <w:t xml:space="preserve">Partnered with product and support teams to convert recurring customer issues into </w:t>
+        <w:t xml:space="preserve">Integrated observability with </w:t>
       </w:r>
       <w:proofErr w:type="spellStart"/>
       <w:r>
         <w:rPr>
           <w:szCs w:val="24"/>
         </w:rPr>
-        <w:t>Vue</w:t>
+        <w:t>CloudWatch</w:t>
       </w:r>
       <w:proofErr w:type="spellEnd"/>
       <w:r>
         <w:rPr>
           <w:szCs w:val="24"/>
         </w:rPr>
-        <w:t xml:space="preserve"> workflow improvements, validation fixes, and clearer error handling.</w:t>
+        <w:t xml:space="preserve">, Prometheus, structured logs, and custom health endpoints, improving incident triage speed by </w:t>
+      </w:r>
+      <w:r>
+        <w:rPr>
+          <w:b/>
+          <w:bCs/>
+          <w:szCs w:val="24"/>
+        </w:rPr>
+        <w:t>29%</w:t>
+      </w:r>
+      <w:r>
+        <w:rPr>
+          <w:szCs w:val="24"/>
+        </w:rPr>
+        <w:t xml:space="preserve"> for Java services.</w:t>
       </w:r>
     </w:p>
     <w:p>
@@ -1454,21 +1311,7 @@
         <w:rPr>
           <w:szCs w:val="24"/>
         </w:rPr>
-        <w:t xml:space="preserve">Strengthened testing with Jest, Cypress, and </w:t>
-      </w:r>
-      <w:proofErr w:type="spellStart"/>
-      <w:r>
-        <w:rPr>
-          <w:szCs w:val="24"/>
-        </w:rPr>
-        <w:t>Supertest</w:t>
-      </w:r>
-      <w:proofErr w:type="spellEnd"/>
-      <w:r>
-        <w:rPr>
-          <w:szCs w:val="24"/>
-        </w:rPr>
-        <w:t>, covering critical login, provisioning, billing, and admin workflows before major release cycles.</w:t>
+        <w:t>Partnered with DevOps, QA, and product teams to deliver reliable cloud portal features while balancing frontend usability, backend scalability, and security requirements.</w:t>
       </w:r>
     </w:p>
     <w:p>
@@ -1519,7 +1362,7 @@
         <w:pStyle w:val="ListParagraph"/>
         <w:numPr>
           <w:ilvl w:val="0"/>
-          <w:numId w:val="25"/>
+          <w:numId w:val="30"/>
         </w:numPr>
         <w:spacing w:before="100" w:beforeAutospacing="1" w:after="100" w:afterAutospacing="1"/>
         <w:jc w:val="both"/>
@@ -1531,7 +1374,21 @@
         <w:rPr>
           <w:szCs w:val="24"/>
         </w:rPr>
-        <w:t xml:space="preserve">Developed enterprise web applications using </w:t>
+        <w:t xml:space="preserve">Developed </w:t>
+      </w:r>
+      <w:proofErr w:type="spellStart"/>
+      <w:r>
+        <w:rPr>
+          <w:szCs w:val="24"/>
+        </w:rPr>
+        <w:t>FinTech</w:t>
+      </w:r>
+      <w:proofErr w:type="spellEnd"/>
+      <w:r>
+        <w:rPr>
+          <w:szCs w:val="24"/>
+        </w:rPr>
+        <w:t xml:space="preserve"> and healthcare workflow applications using </w:t>
       </w:r>
       <w:r>
         <w:rPr>
@@ -1539,7 +1396,7 @@
           <w:bCs/>
           <w:szCs w:val="24"/>
         </w:rPr>
-        <w:t>Vue.js 2.x</w:t>
+        <w:t>Vue.js 2.0–2.6</w:t>
       </w:r>
       <w:r>
         <w:rPr>
@@ -1547,19 +1404,33 @@
         </w:rPr>
         <w:t xml:space="preserve">, </w:t>
       </w:r>
-      <w:proofErr w:type="spellStart"/>
-      <w:r>
-        <w:rPr>
-          <w:szCs w:val="24"/>
-        </w:rPr>
-        <w:t>Vuex</w:t>
-      </w:r>
-      <w:proofErr w:type="spellEnd"/>
-      <w:r>
-        <w:rPr>
-          <w:szCs w:val="24"/>
-        </w:rPr>
-        <w:t>, Node.js, Express, PostgreSQL, and MongoDB for logistics, healthcare, and internal business platforms.</w:t>
+      <w:r>
+        <w:rPr>
+          <w:b/>
+          <w:bCs/>
+          <w:szCs w:val="24"/>
+        </w:rPr>
+        <w:t>Java 8–11</w:t>
+      </w:r>
+      <w:r>
+        <w:rPr>
+          <w:szCs w:val="24"/>
+        </w:rPr>
+        <w:t xml:space="preserve">, </w:t>
+      </w:r>
+      <w:r>
+        <w:rPr>
+          <w:b/>
+          <w:bCs/>
+          <w:szCs w:val="24"/>
+        </w:rPr>
+        <w:t>Spring Boot 1.5–2.2</w:t>
+      </w:r>
+      <w:r>
+        <w:rPr>
+          <w:szCs w:val="24"/>
+        </w:rPr>
+        <w:t>, and MySQL 5.7–8.0 for distributed client teams.</w:t>
       </w:r>
     </w:p>
     <w:p>
@@ -1567,7 +1438,7 @@
         <w:pStyle w:val="ListParagraph"/>
         <w:numPr>
           <w:ilvl w:val="0"/>
-          <w:numId w:val="25"/>
+          <w:numId w:val="30"/>
         </w:numPr>
         <w:spacing w:before="100" w:beforeAutospacing="1" w:after="100" w:afterAutospacing="1"/>
         <w:jc w:val="both"/>
@@ -1579,7 +1450,7 @@
         <w:rPr>
           <w:szCs w:val="24"/>
         </w:rPr>
-        <w:t xml:space="preserve">Migrated jQuery-heavy screens into modular </w:t>
+        <w:t xml:space="preserve">Built reusable </w:t>
       </w:r>
       <w:proofErr w:type="spellStart"/>
       <w:r>
@@ -1593,7 +1464,7 @@
         <w:rPr>
           <w:szCs w:val="24"/>
         </w:rPr>
-        <w:t xml:space="preserve"> components, improving maintainability and reducing UI regression issues by </w:t>
+        <w:t xml:space="preserve"> modules for onboarding, document review, approval routing, and user management, improving feature delivery speed by </w:t>
       </w:r>
       <w:r>
         <w:rPr>
@@ -1601,13 +1472,13 @@
           <w:bCs/>
           <w:szCs w:val="24"/>
         </w:rPr>
-        <w:t>35%</w:t>
-      </w:r>
-      <w:r>
-        <w:rPr>
-          <w:szCs w:val="24"/>
-        </w:rPr>
-        <w:t xml:space="preserve"> during feature delivery.</w:t>
+        <w:t>27%</w:t>
+      </w:r>
+      <w:r>
+        <w:rPr>
+          <w:szCs w:val="24"/>
+        </w:rPr>
+        <w:t xml:space="preserve"> across multiple projects.</w:t>
       </w:r>
     </w:p>
     <w:p>
@@ -1615,7 +1486,7 @@
         <w:pStyle w:val="ListParagraph"/>
         <w:numPr>
           <w:ilvl w:val="0"/>
-          <w:numId w:val="25"/>
+          <w:numId w:val="30"/>
         </w:numPr>
         <w:spacing w:before="100" w:beforeAutospacing="1" w:after="100" w:afterAutospacing="1"/>
         <w:jc w:val="both"/>
@@ -1623,11 +1494,19 @@
           <w:szCs w:val="24"/>
         </w:rPr>
       </w:pPr>
-      <w:r>
-        <w:rPr>
-          <w:szCs w:val="24"/>
-        </w:rPr>
-        <w:t>Built Node.js API layers with JWT authentication, request validation, pagination, and consistent error contracts for multi-role business applications.</w:t>
+      <w:bookmarkStart w:id="0" w:name="_GoBack"/>
+      <w:r>
+        <w:rPr>
+          <w:szCs w:val="24"/>
+        </w:rPr>
+        <w:t xml:space="preserve">Created Spring Boot REST services for transaction validation, audit trails, and reporting workflows, </w:t>
+      </w:r>
+      <w:bookmarkEnd w:id="0"/>
+      <w:r>
+        <w:rPr>
+          <w:szCs w:val="24"/>
+        </w:rPr>
+        <w:t>applying DTO mapping and service-layer boundaries for cleaner maintenance.</w:t>
       </w:r>
     </w:p>
     <w:p>
@@ -1635,7 +1514,7 @@
         <w:pStyle w:val="ListParagraph"/>
         <w:numPr>
           <w:ilvl w:val="0"/>
-          <w:numId w:val="25"/>
+          <w:numId w:val="30"/>
         </w:numPr>
         <w:spacing w:before="100" w:beforeAutospacing="1" w:after="100" w:afterAutospacing="1"/>
         <w:jc w:val="both"/>
@@ -1647,7 +1526,49 @@
         <w:rPr>
           <w:szCs w:val="24"/>
         </w:rPr>
-        <w:t>Fixed a major race-condition issue in asynchronous order updates by introducing idempotent API handling, optimistic UI rollback, and backend transaction checks.</w:t>
+        <w:t xml:space="preserve">Resolved a payment reconciliation defect caused by </w:t>
+      </w:r>
+      <w:proofErr w:type="spellStart"/>
+      <w:r>
+        <w:rPr>
+          <w:szCs w:val="24"/>
+        </w:rPr>
+        <w:t>timezone</w:t>
+      </w:r>
+      <w:proofErr w:type="spellEnd"/>
+      <w:r>
+        <w:rPr>
+          <w:szCs w:val="24"/>
+        </w:rPr>
+        <w:t xml:space="preserve"> conversion errors in </w:t>
+      </w:r>
+      <w:r>
+        <w:rPr>
+          <w:b/>
+          <w:bCs/>
+          <w:szCs w:val="24"/>
+        </w:rPr>
+        <w:t>Java 8</w:t>
+      </w:r>
+      <w:r>
+        <w:rPr>
+          <w:szCs w:val="24"/>
+        </w:rPr>
+        <w:t xml:space="preserve">, adding UTC normalization and regression tests that reduced monthly support tickets by </w:t>
+      </w:r>
+      <w:r>
+        <w:rPr>
+          <w:b/>
+          <w:bCs/>
+          <w:szCs w:val="24"/>
+        </w:rPr>
+        <w:t>22%</w:t>
+      </w:r>
+      <w:r>
+        <w:rPr>
+          <w:szCs w:val="24"/>
+        </w:rPr>
+        <w:t>.</w:t>
       </w:r>
     </w:p>
     <w:p>
@@ -1655,7 +1576,7 @@
         <w:pStyle w:val="ListParagraph"/>
         <w:numPr>
           <w:ilvl w:val="0"/>
-          <w:numId w:val="25"/>
+          <w:numId w:val="30"/>
         </w:numPr>
         <w:spacing w:before="100" w:beforeAutospacing="1" w:after="100" w:afterAutospacing="1"/>
         <w:jc w:val="both"/>
@@ -1667,21 +1588,21 @@
         <w:rPr>
           <w:szCs w:val="24"/>
         </w:rPr>
-        <w:t xml:space="preserve">Implemented </w:t>
-      </w:r>
-      <w:proofErr w:type="spellStart"/>
-      <w:r>
-        <w:rPr>
-          <w:szCs w:val="24"/>
-        </w:rPr>
-        <w:t>Vuex</w:t>
-      </w:r>
-      <w:proofErr w:type="spellEnd"/>
-      <w:r>
-        <w:rPr>
-          <w:szCs w:val="24"/>
-        </w:rPr>
-        <w:t xml:space="preserve"> modules for complex workflow state, replacing scattered component-level state and improving developer onboarding speed across the team.</w:t>
+        <w:t xml:space="preserve">Migrated selected services from </w:t>
+      </w:r>
+      <w:r>
+        <w:rPr>
+          <w:b/>
+          <w:bCs/>
+          <w:szCs w:val="24"/>
+        </w:rPr>
+        <w:t>Spring Boot 1.x to 2.x</w:t>
+      </w:r>
+      <w:r>
+        <w:rPr>
+          <w:szCs w:val="24"/>
+        </w:rPr>
+        <w:t>, updating configuration properties, dependency versions, security filters, and integration tests with minimal downtime.</w:t>
       </w:r>
     </w:p>
     <w:p>
@@ -1689,7 +1610,7 @@
         <w:pStyle w:val="ListParagraph"/>
         <w:numPr>
           <w:ilvl w:val="0"/>
-          <w:numId w:val="25"/>
+          <w:numId w:val="30"/>
         </w:numPr>
         <w:spacing w:before="100" w:beforeAutospacing="1" w:after="100" w:afterAutospacing="1"/>
         <w:jc w:val="both"/>
@@ -1701,45 +1622,21 @@
         <w:rPr>
           <w:szCs w:val="24"/>
         </w:rPr>
-        <w:t xml:space="preserve">Created reusable data-table, search, filter, and export components in </w:t>
+        <w:t xml:space="preserve">Improved frontend state consistency with </w:t>
       </w:r>
       <w:proofErr w:type="spellStart"/>
       <w:r>
         <w:rPr>
-          <w:b/>
-          <w:bCs/>
-          <w:szCs w:val="24"/>
-        </w:rPr>
-        <w:t>Vue</w:t>
+          <w:szCs w:val="24"/>
+        </w:rPr>
+        <w:t>Vuex</w:t>
       </w:r>
       <w:proofErr w:type="spellEnd"/>
       <w:r>
         <w:rPr>
-          <w:b/>
-          <w:bCs/>
-          <w:szCs w:val="24"/>
-        </w:rPr>
-        <w:t xml:space="preserve"> 2</w:t>
-      </w:r>
-      <w:r>
-        <w:rPr>
-          <w:szCs w:val="24"/>
-        </w:rPr>
-        <w:t xml:space="preserve">, helping </w:t>
-      </w:r>
-      <w:proofErr w:type="gramStart"/>
-      <w:r>
-        <w:rPr>
-          <w:szCs w:val="24"/>
-        </w:rPr>
-        <w:t>teams</w:t>
-      </w:r>
-      <w:proofErr w:type="gramEnd"/>
-      <w:r>
-        <w:rPr>
-          <w:szCs w:val="24"/>
-        </w:rPr>
-        <w:t xml:space="preserve"> ship admin dashboards faster with consistent UX behavior.</w:t>
+          <w:szCs w:val="24"/>
+        </w:rPr>
+        <w:t xml:space="preserve"> 3.x by separating server state, form state, and UI state, reducing hard-to-reproduce user session bugs.</w:t>
       </w:r>
     </w:p>
     <w:p>
@@ -1747,7 +1644,7 @@
         <w:pStyle w:val="ListParagraph"/>
         <w:numPr>
           <w:ilvl w:val="0"/>
-          <w:numId w:val="25"/>
+          <w:numId w:val="30"/>
         </w:numPr>
         <w:spacing w:before="100" w:beforeAutospacing="1" w:after="100" w:afterAutospacing="1"/>
         <w:jc w:val="both"/>
@@ -1759,21 +1656,31 @@
         <w:rPr>
           <w:szCs w:val="24"/>
         </w:rPr>
-        <w:t xml:space="preserve">Improved backend throughput by adding </w:t>
+        <w:t xml:space="preserve">Implemented role-based screens with </w:t>
       </w:r>
       <w:proofErr w:type="spellStart"/>
       <w:r>
         <w:rPr>
-          <w:szCs w:val="24"/>
-        </w:rPr>
-        <w:t>Redis</w:t>
+          <w:b/>
+          <w:bCs/>
+          <w:szCs w:val="24"/>
+        </w:rPr>
+        <w:t>Vue</w:t>
       </w:r>
       <w:proofErr w:type="spellEnd"/>
       <w:r>
         <w:rPr>
-          <w:szCs w:val="24"/>
-        </w:rPr>
-        <w:t xml:space="preserve"> caching, query tuning, and pagination safeguards for large reporting screens used by operations teams.</w:t>
+          <w:b/>
+          <w:bCs/>
+          <w:szCs w:val="24"/>
+        </w:rPr>
+        <w:t xml:space="preserve"> Router 3.x</w:t>
+      </w:r>
+      <w:r>
+        <w:rPr>
+          <w:szCs w:val="24"/>
+        </w:rPr>
+        <w:t xml:space="preserve"> guards and Spring Security permissions, helping compliance teams manage sensitive workflow access more safely.</w:t>
       </w:r>
     </w:p>
     <w:p>
@@ -1781,7 +1688,7 @@
         <w:pStyle w:val="ListParagraph"/>
         <w:numPr>
           <w:ilvl w:val="0"/>
-          <w:numId w:val="25"/>
+          <w:numId w:val="30"/>
         </w:numPr>
         <w:spacing w:before="100" w:beforeAutospacing="1" w:after="100" w:afterAutospacing="1"/>
         <w:jc w:val="both"/>
@@ -1793,7 +1700,7 @@
         <w:rPr>
           <w:szCs w:val="24"/>
         </w:rPr>
-        <w:t xml:space="preserve">Supported gradual migration from older Node.js 8–10 services to </w:t>
+        <w:t xml:space="preserve">Optimized MySQL queries and Hibernate mappings for reporting pages, reducing export generation time by </w:t>
       </w:r>
       <w:r>
         <w:rPr>
@@ -1801,13 +1708,13 @@
           <w:bCs/>
           <w:szCs w:val="24"/>
         </w:rPr>
-        <w:t>Node.js 12–14</w:t>
-      </w:r>
-      <w:r>
-        <w:rPr>
-          <w:szCs w:val="24"/>
-        </w:rPr>
-        <w:t>, resolving dependency conflicts and updating build pipelines.</w:t>
+        <w:t>41%</w:t>
+      </w:r>
+      <w:r>
+        <w:rPr>
+          <w:szCs w:val="24"/>
+        </w:rPr>
+        <w:t xml:space="preserve"> for high-volume business users.</w:t>
       </w:r>
     </w:p>
     <w:p>
@@ -1815,7 +1722,7 @@
         <w:pStyle w:val="ListParagraph"/>
         <w:numPr>
           <w:ilvl w:val="0"/>
-          <w:numId w:val="25"/>
+          <w:numId w:val="30"/>
         </w:numPr>
         <w:spacing w:before="100" w:beforeAutospacing="1" w:after="100" w:afterAutospacing="1"/>
         <w:jc w:val="both"/>
@@ -1827,21 +1734,7 @@
         <w:rPr>
           <w:szCs w:val="24"/>
         </w:rPr>
-        <w:t xml:space="preserve">Integrated third-party APIs for payments, shipping, notifications, and identity verification with retry logic, </w:t>
-      </w:r>
-      <w:proofErr w:type="spellStart"/>
-      <w:r>
-        <w:rPr>
-          <w:szCs w:val="24"/>
-        </w:rPr>
-        <w:t>webhook</w:t>
-      </w:r>
-      <w:proofErr w:type="spellEnd"/>
-      <w:r>
-        <w:rPr>
-          <w:szCs w:val="24"/>
-        </w:rPr>
-        <w:t xml:space="preserve"> validation, and failure logging.</w:t>
+        <w:t>Configured Jenkins 2.x pipelines with Maven, Docker 18.x–19.x, and automated test stages, improving release confidence across staging and production environments.</w:t>
       </w:r>
     </w:p>
     <w:p>
@@ -1849,7 +1742,7 @@
         <w:pStyle w:val="ListParagraph"/>
         <w:numPr>
           <w:ilvl w:val="0"/>
-          <w:numId w:val="25"/>
+          <w:numId w:val="30"/>
         </w:numPr>
         <w:spacing w:before="100" w:beforeAutospacing="1" w:after="100" w:afterAutospacing="1"/>
         <w:jc w:val="both"/>
@@ -1861,21 +1754,7 @@
         <w:rPr>
           <w:szCs w:val="24"/>
         </w:rPr>
-        <w:t xml:space="preserve">Added Cypress regression tests around critical user flows, reducing release-blocking UI defects by </w:t>
-      </w:r>
-      <w:r>
-        <w:rPr>
-          <w:b/>
-          <w:bCs/>
-          <w:szCs w:val="24"/>
-        </w:rPr>
-        <w:t>28%</w:t>
-      </w:r>
-      <w:r>
-        <w:rPr>
-          <w:szCs w:val="24"/>
-        </w:rPr>
-        <w:t xml:space="preserve"> across client projects.</w:t>
+        <w:t>Delivered flexible API integrations with third-party KYC, payment, and notification providers, handling retries, validation errors, and provider-specific response formats.</w:t>
       </w:r>
     </w:p>
     <w:p>
@@ -1883,7 +1762,7 @@
         <w:pStyle w:val="ListParagraph"/>
         <w:numPr>
           <w:ilvl w:val="0"/>
-          <w:numId w:val="25"/>
+          <w:numId w:val="30"/>
         </w:numPr>
         <w:spacing w:before="100" w:beforeAutospacing="1" w:after="100" w:afterAutospacing="1"/>
         <w:jc w:val="both"/>
@@ -1895,21 +1774,35 @@
         <w:rPr>
           <w:szCs w:val="24"/>
         </w:rPr>
-        <w:t xml:space="preserve">Collaborated with QA to reproduce browser-specific bugs, isolate root causes, and patch </w:t>
-      </w:r>
-      <w:proofErr w:type="spellStart"/>
-      <w:r>
-        <w:rPr>
-          <w:szCs w:val="24"/>
-        </w:rPr>
-        <w:t>Vue</w:t>
-      </w:r>
-      <w:proofErr w:type="spellEnd"/>
-      <w:r>
-        <w:rPr>
-          <w:szCs w:val="24"/>
-        </w:rPr>
-        <w:t xml:space="preserve"> rendering issues caused by reactive state misuse.</w:t>
+        <w:t xml:space="preserve">Collaborated with remote engineers, QA analysts, and product owners to translate complex business rules into stable </w:t>
+      </w:r>
+      <w:r>
+        <w:rPr>
+          <w:b/>
+          <w:bCs/>
+          <w:szCs w:val="24"/>
+        </w:rPr>
+        <w:t>Vue.js</w:t>
+      </w:r>
+      <w:r>
+        <w:rPr>
+          <w:szCs w:val="24"/>
+        </w:rPr>
+        <w:t xml:space="preserve"> screens and reliable </w:t>
+      </w:r>
+      <w:r>
+        <w:rPr>
+          <w:b/>
+          <w:bCs/>
+          <w:szCs w:val="24"/>
+        </w:rPr>
+        <w:t>Java</w:t>
+      </w:r>
+      <w:r>
+        <w:rPr>
+          <w:szCs w:val="24"/>
+        </w:rPr>
+        <w:t xml:space="preserve"> services.</w:t>
       </w:r>
     </w:p>
     <w:p>
@@ -4017,6 +3910,119 @@
     </w:lvl>
   </w:abstractNum>
   <w:abstractNum w:abstractNumId="11">
+    <w:nsid w:val="17C91EE2"/>
+    <w:multiLevelType w:val="hybridMultilevel"/>
+    <w:tmpl w:val="F9249D42"/>
+    <w:lvl w:ilvl="0" w:tplc="04090001">
+      <w:start w:val="1"/>
+      <w:numFmt w:val="bullet"/>
+      <w:lvlText w:val=""/>
+      <w:lvlJc w:val="left"/>
+      <w:pPr>
+        <w:ind w:left="360" w:hanging="360"/>
+      </w:pPr>
+      <w:rPr>
+        <w:rFonts w:ascii="Symbol" w:hAnsi="Symbol" w:hint="default"/>
+      </w:rPr>
+    </w:lvl>
+    <w:lvl w:ilvl="1" w:tplc="04090003" w:tentative="1">
+      <w:start w:val="1"/>
+      <w:numFmt w:val="bullet"/>
+      <w:lvlText w:val="o"/>
+      <w:lvlJc w:val="left"/>
+      <w:pPr>
+        <w:ind w:left="1080" w:hanging="360"/>
+      </w:pPr>
+      <w:rPr>
+        <w:rFonts w:ascii="Courier New" w:hAnsi="Courier New" w:cs="Courier New" w:hint="default"/>
+      </w:rPr>
+    </w:lvl>
+    <w:lvl w:ilvl="2" w:tplc="04090005" w:tentative="1">
+      <w:start w:val="1"/>
+      <w:numFmt w:val="bullet"/>
+      <w:lvlText w:val=""/>
+      <w:lvlJc w:val="left"/>
+      <w:pPr>
+        <w:ind w:left="1800" w:hanging="360"/>
+      </w:pPr>
+      <w:rPr>
+        <w:rFonts w:ascii="Wingdings" w:hAnsi="Wingdings" w:hint="default"/>
+      </w:rPr>
+    </w:lvl>
+    <w:lvl w:ilvl="3" w:tplc="04090001" w:tentative="1">
+      <w:start w:val="1"/>
+      <w:numFmt w:val="bullet"/>
+      <w:lvlText w:val=""/>
+      <w:lvlJc w:val="left"/>
+      <w:pPr>
+        <w:ind w:left="2520" w:hanging="360"/>
+      </w:pPr>
+      <w:rPr>
+        <w:rFonts w:ascii="Symbol" w:hAnsi="Symbol" w:hint="default"/>
+      </w:rPr>
+    </w:lvl>
+    <w:lvl w:ilvl="4" w:tplc="04090003" w:tentative="1">
+      <w:start w:val="1"/>
+      <w:numFmt w:val="bullet"/>
+      <w:lvlText w:val="o"/>
+      <w:lvlJc w:val="left"/>
+      <w:pPr>
+        <w:ind w:left="3240" w:hanging="360"/>
+      </w:pPr>
+      <w:rPr>
+        <w:rFonts w:ascii="Courier New" w:hAnsi="Courier New" w:cs="Courier New" w:hint="default"/>
+      </w:rPr>
+    </w:lvl>
+    <w:lvl w:ilvl="5" w:tplc="04090005" w:tentative="1">
+      <w:start w:val="1"/>
+      <w:numFmt w:val="bullet"/>
+      <w:lvlText w:val=""/>
+      <w:lvlJc w:val="left"/>
+      <w:pPr>
+        <w:ind w:left="3960" w:hanging="360"/>
+      </w:pPr>
+      <w:rPr>
+        <w:rFonts w:ascii="Wingdings" w:hAnsi="Wingdings" w:hint="default"/>
+      </w:rPr>
+    </w:lvl>
+    <w:lvl w:ilvl="6" w:tplc="04090001" w:tentative="1">
+      <w:start w:val="1"/>
+      <w:numFmt w:val="bullet"/>
+      <w:lvlText w:val=""/>
+      <w:lvlJc w:val="left"/>
+      <w:pPr>
+        <w:ind w:left="4680" w:hanging="360"/>
+      </w:pPr>
+      <w:rPr>
+        <w:rFonts w:ascii="Symbol" w:hAnsi="Symbol" w:hint="default"/>
+      </w:rPr>
+    </w:lvl>
+    <w:lvl w:ilvl="7" w:tplc="04090003" w:tentative="1">
+      <w:start w:val="1"/>
+      <w:numFmt w:val="bullet"/>
+      <w:lvlText w:val="o"/>
+      <w:lvlJc w:val="left"/>
+      <w:pPr>
+        <w:ind w:left="5400" w:hanging="360"/>
+      </w:pPr>
+      <w:rPr>
+        <w:rFonts w:ascii="Courier New" w:hAnsi="Courier New" w:cs="Courier New" w:hint="default"/>
+      </w:rPr>
+    </w:lvl>
+    <w:lvl w:ilvl="8" w:tplc="04090005" w:tentative="1">
+      <w:start w:val="1"/>
+      <w:numFmt w:val="bullet"/>
+      <w:lvlText w:val=""/>
+      <w:lvlJc w:val="left"/>
+      <w:pPr>
+        <w:ind w:left="6120" w:hanging="360"/>
+      </w:pPr>
+      <w:rPr>
+        <w:rFonts w:ascii="Wingdings" w:hAnsi="Wingdings" w:hint="default"/>
+      </w:rPr>
+    </w:lvl>
+  </w:abstractNum>
+  <w:abstractNum w:abstractNumId="12">
     <w:nsid w:val="1EB71ABA"/>
     <w:multiLevelType w:val="hybridMultilevel"/>
     <w:tmpl w:val="19183344"/>
@@ -4129,7 +4135,7 @@
       </w:rPr>
     </w:lvl>
   </w:abstractNum>
-  <w:abstractNum w:abstractNumId="12">
+  <w:abstractNum w:abstractNumId="13">
     <w:nsid w:val="20726D95"/>
     <w:multiLevelType w:val="hybridMultilevel"/>
     <w:tmpl w:val="5AA271EA"/>
@@ -4242,7 +4248,7 @@
       </w:rPr>
     </w:lvl>
   </w:abstractNum>
-  <w:abstractNum w:abstractNumId="13">
+  <w:abstractNum w:abstractNumId="14">
     <w:nsid w:val="260F554C"/>
     <w:multiLevelType w:val="hybridMultilevel"/>
     <w:tmpl w:val="19E82B10"/>
@@ -4355,7 +4361,120 @@
       </w:rPr>
     </w:lvl>
   </w:abstractNum>
-  <w:abstractNum w:abstractNumId="14">
+  <w:abstractNum w:abstractNumId="15">
+    <w:nsid w:val="2C7000CA"/>
+    <w:multiLevelType w:val="hybridMultilevel"/>
+    <w:tmpl w:val="C6FE871E"/>
+    <w:lvl w:ilvl="0" w:tplc="04090001">
+      <w:start w:val="1"/>
+      <w:numFmt w:val="bullet"/>
+      <w:lvlText w:val=""/>
+      <w:lvlJc w:val="left"/>
+      <w:pPr>
+        <w:ind w:left="360" w:hanging="360"/>
+      </w:pPr>
+      <w:rPr>
+        <w:rFonts w:ascii="Symbol" w:hAnsi="Symbol" w:hint="default"/>
+      </w:rPr>
+    </w:lvl>
+    <w:lvl w:ilvl="1" w:tplc="04090003" w:tentative="1">
+      <w:start w:val="1"/>
+      <w:numFmt w:val="bullet"/>
+      <w:lvlText w:val="o"/>
+      <w:lvlJc w:val="left"/>
+      <w:pPr>
+        <w:ind w:left="1080" w:hanging="360"/>
+      </w:pPr>
+      <w:rPr>
+        <w:rFonts w:ascii="Courier New" w:hAnsi="Courier New" w:cs="Courier New" w:hint="default"/>
+      </w:rPr>
+    </w:lvl>
+    <w:lvl w:ilvl="2" w:tplc="04090005" w:tentative="1">
+      <w:start w:val="1"/>
+      <w:numFmt w:val="bullet"/>
+      <w:lvlText w:val=""/>
+      <w:lvlJc w:val="left"/>
+      <w:pPr>
+        <w:ind w:left="1800" w:hanging="360"/>
+      </w:pPr>
+      <w:rPr>
+        <w:rFonts w:ascii="Wingdings" w:hAnsi="Wingdings" w:hint="default"/>
+      </w:rPr>
+    </w:lvl>
+    <w:lvl w:ilvl="3" w:tplc="04090001" w:tentative="1">
+      <w:start w:val="1"/>
+      <w:numFmt w:val="bullet"/>
+      <w:lvlText w:val=""/>
+      <w:lvlJc w:val="left"/>
+      <w:pPr>
+        <w:ind w:left="2520" w:hanging="360"/>
+      </w:pPr>
+      <w:rPr>
+        <w:rFonts w:ascii="Symbol" w:hAnsi="Symbol" w:hint="default"/>
+      </w:rPr>
+    </w:lvl>
+    <w:lvl w:ilvl="4" w:tplc="04090003" w:tentative="1">
+      <w:start w:val="1"/>
+      <w:numFmt w:val="bullet"/>
+      <w:lvlText w:val="o"/>
+      <w:lvlJc w:val="left"/>
+      <w:pPr>
+        <w:ind w:left="3240" w:hanging="360"/>
+      </w:pPr>
+      <w:rPr>
+        <w:rFonts w:ascii="Courier New" w:hAnsi="Courier New" w:cs="Courier New" w:hint="default"/>
+      </w:rPr>
+    </w:lvl>
+    <w:lvl w:ilvl="5" w:tplc="04090005" w:tentative="1">
+      <w:start w:val="1"/>
+      <w:numFmt w:val="bullet"/>
+      <w:lvlText w:val=""/>
+      <w:lvlJc w:val="left"/>
+      <w:pPr>
+        <w:ind w:left="3960" w:hanging="360"/>
+      </w:pPr>
+      <w:rPr>
+        <w:rFonts w:ascii="Wingdings" w:hAnsi="Wingdings" w:hint="default"/>
+      </w:rPr>
+    </w:lvl>
+    <w:lvl w:ilvl="6" w:tplc="04090001" w:tentative="1">
+      <w:start w:val="1"/>
+      <w:numFmt w:val="bullet"/>
+      <w:lvlText w:val=""/>
+      <w:lvlJc w:val="left"/>
+      <w:pPr>
+        <w:ind w:left="4680" w:hanging="360"/>
+      </w:pPr>
+      <w:rPr>
+        <w:rFonts w:ascii="Symbol" w:hAnsi="Symbol" w:hint="default"/>
+      </w:rPr>
+    </w:lvl>
+    <w:lvl w:ilvl="7" w:tplc="04090003" w:tentative="1">
+      <w:start w:val="1"/>
+      <w:numFmt w:val="bullet"/>
+      <w:lvlText w:val="o"/>
+      <w:lvlJc w:val="left"/>
+      <w:pPr>
+        <w:ind w:left="5400" w:hanging="360"/>
+      </w:pPr>
+      <w:rPr>
+        <w:rFonts w:ascii="Courier New" w:hAnsi="Courier New" w:cs="Courier New" w:hint="default"/>
+      </w:rPr>
+    </w:lvl>
+    <w:lvl w:ilvl="8" w:tplc="04090005" w:tentative="1">
+      <w:start w:val="1"/>
+      <w:numFmt w:val="bullet"/>
+      <w:lvlText w:val=""/>
+      <w:lvlJc w:val="left"/>
+      <w:pPr>
+        <w:ind w:left="6120" w:hanging="360"/>
+      </w:pPr>
+      <w:rPr>
+        <w:rFonts w:ascii="Wingdings" w:hAnsi="Wingdings" w:hint="default"/>
+      </w:rPr>
+    </w:lvl>
+  </w:abstractNum>
+  <w:abstractNum w:abstractNumId="16">
     <w:nsid w:val="45FC2407"/>
     <w:multiLevelType w:val="hybridMultilevel"/>
     <w:tmpl w:val="B58AEA5A"/>
@@ -4469,7 +4588,7 @@
       </w:rPr>
     </w:lvl>
   </w:abstractNum>
-  <w:abstractNum w:abstractNumId="15">
+  <w:abstractNum w:abstractNumId="17">
     <w:nsid w:val="46B0178E"/>
     <w:multiLevelType w:val="hybridMultilevel"/>
     <w:tmpl w:val="A7A4B01A"/>
@@ -4582,7 +4701,7 @@
       </w:rPr>
     </w:lvl>
   </w:abstractNum>
-  <w:abstractNum w:abstractNumId="16">
+  <w:abstractNum w:abstractNumId="18">
     <w:nsid w:val="564F6FD0"/>
     <w:multiLevelType w:val="hybridMultilevel"/>
     <w:tmpl w:val="A364B766"/>
@@ -4695,7 +4814,7 @@
       </w:rPr>
     </w:lvl>
   </w:abstractNum>
-  <w:abstractNum w:abstractNumId="17">
+  <w:abstractNum w:abstractNumId="19">
     <w:nsid w:val="5EFA5B7F"/>
     <w:multiLevelType w:val="hybridMultilevel"/>
     <w:tmpl w:val="BC908D72"/>
@@ -4808,7 +4927,7 @@
       </w:rPr>
     </w:lvl>
   </w:abstractNum>
-  <w:abstractNum w:abstractNumId="18">
+  <w:abstractNum w:abstractNumId="20">
     <w:nsid w:val="5FA03DC3"/>
     <w:multiLevelType w:val="hybridMultilevel"/>
     <w:tmpl w:val="6AD4A6C2"/>
@@ -4921,7 +5040,7 @@
       </w:rPr>
     </w:lvl>
   </w:abstractNum>
-  <w:abstractNum w:abstractNumId="19">
+  <w:abstractNum w:abstractNumId="21">
     <w:nsid w:val="60E046BA"/>
     <w:multiLevelType w:val="hybridMultilevel"/>
     <w:tmpl w:val="42529D7C"/>
@@ -5034,7 +5153,7 @@
       </w:rPr>
     </w:lvl>
   </w:abstractNum>
-  <w:abstractNum w:abstractNumId="20">
+  <w:abstractNum w:abstractNumId="22">
     <w:nsid w:val="60FE3727"/>
     <w:multiLevelType w:val="hybridMultilevel"/>
     <w:tmpl w:val="06E0FE5A"/>
@@ -5147,7 +5266,7 @@
       </w:rPr>
     </w:lvl>
   </w:abstractNum>
-  <w:abstractNum w:abstractNumId="21">
+  <w:abstractNum w:abstractNumId="23">
     <w:nsid w:val="6A50425C"/>
     <w:multiLevelType w:val="hybridMultilevel"/>
     <w:tmpl w:val="EE5281B0"/>
@@ -5260,7 +5379,7 @@
       </w:rPr>
     </w:lvl>
   </w:abstractNum>
-  <w:abstractNum w:abstractNumId="22">
+  <w:abstractNum w:abstractNumId="24">
     <w:nsid w:val="6BB300E2"/>
     <w:multiLevelType w:val="hybridMultilevel"/>
     <w:tmpl w:val="0C6AA49E"/>
@@ -5373,7 +5492,7 @@
       </w:rPr>
     </w:lvl>
   </w:abstractNum>
-  <w:abstractNum w:abstractNumId="23">
+  <w:abstractNum w:abstractNumId="25">
     <w:nsid w:val="70634E35"/>
     <w:multiLevelType w:val="hybridMultilevel"/>
     <w:tmpl w:val="032E34EA"/>
@@ -5486,7 +5605,7 @@
       </w:rPr>
     </w:lvl>
   </w:abstractNum>
-  <w:abstractNum w:abstractNumId="24">
+  <w:abstractNum w:abstractNumId="26">
     <w:nsid w:val="70B81DB1"/>
     <w:multiLevelType w:val="hybridMultilevel"/>
     <w:tmpl w:val="8F9E2988"/>
@@ -5599,7 +5718,7 @@
       </w:rPr>
     </w:lvl>
   </w:abstractNum>
-  <w:abstractNum w:abstractNumId="25">
+  <w:abstractNum w:abstractNumId="27">
     <w:nsid w:val="74675B2C"/>
     <w:multiLevelType w:val="hybridMultilevel"/>
     <w:tmpl w:val="CA4A17F6"/>
@@ -5712,7 +5831,7 @@
       </w:rPr>
     </w:lvl>
   </w:abstractNum>
-  <w:abstractNum w:abstractNumId="26">
+  <w:abstractNum w:abstractNumId="28">
     <w:nsid w:val="7A2F30BB"/>
     <w:multiLevelType w:val="hybridMultilevel"/>
     <w:tmpl w:val="733085D4"/>
@@ -5825,7 +5944,7 @@
       </w:rPr>
     </w:lvl>
   </w:abstractNum>
-  <w:abstractNum w:abstractNumId="27">
+  <w:abstractNum w:abstractNumId="29">
     <w:nsid w:val="7FE72477"/>
     <w:multiLevelType w:val="hybridMultilevel"/>
     <w:tmpl w:val="BDC6FB42"/>
@@ -5938,13 +6057,13 @@
     </w:lvl>
   </w:abstractNum>
   <w:num w:numId="1">
-    <w:abstractNumId w:val="14"/>
+    <w:abstractNumId w:val="16"/>
   </w:num>
   <w:num w:numId="2">
-    <w:abstractNumId w:val="27"/>
+    <w:abstractNumId w:val="29"/>
   </w:num>
   <w:num w:numId="3">
-    <w:abstractNumId w:val="18"/>
+    <w:abstractNumId w:val="20"/>
   </w:num>
   <w:num w:numId="4">
     <w:abstractNumId w:val="0"/>
@@ -5953,58 +6072,58 @@
     <w:abstractNumId w:val="9"/>
   </w:num>
   <w:num w:numId="6">
-    <w:abstractNumId w:val="19"/>
+    <w:abstractNumId w:val="21"/>
   </w:num>
   <w:num w:numId="7">
     <w:abstractNumId w:val="2"/>
   </w:num>
   <w:num w:numId="8">
-    <w:abstractNumId w:val="22"/>
+    <w:abstractNumId w:val="24"/>
   </w:num>
   <w:num w:numId="9">
-    <w:abstractNumId w:val="21"/>
+    <w:abstractNumId w:val="23"/>
   </w:num>
   <w:num w:numId="10">
-    <w:abstractNumId w:val="23"/>
+    <w:abstractNumId w:val="25"/>
   </w:num>
   <w:num w:numId="11">
-    <w:abstractNumId w:val="25"/>
+    <w:abstractNumId w:val="27"/>
   </w:num>
   <w:num w:numId="12">
-    <w:abstractNumId w:val="26"/>
+    <w:abstractNumId w:val="28"/>
   </w:num>
   <w:num w:numId="13">
-    <w:abstractNumId w:val="16"/>
+    <w:abstractNumId w:val="18"/>
   </w:num>
   <w:num w:numId="14">
-    <w:abstractNumId w:val="12"/>
+    <w:abstractNumId w:val="13"/>
   </w:num>
   <w:num w:numId="15">
     <w:abstractNumId w:val="7"/>
   </w:num>
   <w:num w:numId="16">
-    <w:abstractNumId w:val="11"/>
+    <w:abstractNumId w:val="12"/>
   </w:num>
   <w:num w:numId="17">
-    <w:abstractNumId w:val="20"/>
+    <w:abstractNumId w:val="22"/>
   </w:num>
   <w:num w:numId="18">
-    <w:abstractNumId w:val="24"/>
+    <w:abstractNumId w:val="26"/>
   </w:num>
   <w:num w:numId="19">
     <w:abstractNumId w:val="6"/>
   </w:num>
   <w:num w:numId="20">
-    <w:abstractNumId w:val="13"/>
+    <w:abstractNumId w:val="14"/>
   </w:num>
   <w:num w:numId="21">
-    <w:abstractNumId w:val="15"/>
+    <w:abstractNumId w:val="17"/>
   </w:num>
   <w:num w:numId="22">
     <w:abstractNumId w:val="4"/>
   </w:num>
   <w:num w:numId="23">
-    <w:abstractNumId w:val="17"/>
+    <w:abstractNumId w:val="19"/>
   </w:num>
   <w:num w:numId="24">
     <w:abstractNumId w:val="5"/>
@@ -6020,6 +6139,12 @@
   </w:num>
   <w:num w:numId="28">
     <w:abstractNumId w:val="10"/>
+  </w:num>
+  <w:num w:numId="29">
+    <w:abstractNumId w:val="15"/>
+  </w:num>
+  <w:num w:numId="30">
+    <w:abstractNumId w:val="11"/>
   </w:num>
 </w:numbering>
 </file>

--- a/Rodrigo/Vue Java/Rodrigo Fernandez.docx
+++ b/Rodrigo/Vue Java/Rodrigo Fernandez.docx
@@ -1494,19 +1494,11 @@
           <w:szCs w:val="24"/>
         </w:rPr>
       </w:pPr>
-      <w:bookmarkStart w:id="0" w:name="_GoBack"/>
-      <w:r>
-        <w:rPr>
-          <w:szCs w:val="24"/>
-        </w:rPr>
-        <w:t xml:space="preserve">Created Spring Boot REST services for transaction validation, audit trails, and reporting workflows, </w:t>
-      </w:r>
-      <w:bookmarkEnd w:id="0"/>
-      <w:r>
-        <w:rPr>
-          <w:szCs w:val="24"/>
-        </w:rPr>
-        <w:t>applying DTO mapping and service-layer boundaries for cleaner maintenance.</w:t>
+      <w:r>
+        <w:rPr>
+          <w:szCs w:val="24"/>
+        </w:rPr>
+        <w:t>Created Spring Boot REST services for transaction validation, audit trails, and reporting workflows, applying DTO mapping and service-layer boundaries for cleaner maintenance.</w:t>
       </w:r>
     </w:p>
     <w:p>
@@ -2141,7 +2133,15 @@
         <w:rPr>
           <w:szCs w:val="24"/>
         </w:rPr>
-        <w:t>Worked flexibly across frontend, backend, QA fixes, deployment support, and client feedback cycles to keep small-team delivery predictable.</w:t>
+        <w:t>Worked flexibly a</w:t>
+      </w:r>
+      <w:bookmarkStart w:id="0" w:name="_GoBack"/>
+      <w:bookmarkEnd w:id="0"/>
+      <w:r>
+        <w:rPr>
+          <w:szCs w:val="24"/>
+        </w:rPr>
+        <w:t>cross frontend, backend, QA fixes, deployment support, and client feedback cycles to keep small-team delivery predictable.</w:t>
       </w:r>
     </w:p>
     <w:p>
@@ -2200,7 +2200,6 @@
     </w:p>
     <w:p>
       <w:pPr>
-        <w:pStyle w:val="ListParagraph"/>
         <w:numPr>
           <w:ilvl w:val="0"/>
           <w:numId w:val="28"/>
@@ -2215,7 +2214,7 @@
         <w:rPr>
           <w:szCs w:val="24"/>
         </w:rPr>
-        <w:t xml:space="preserve">Supported web application development using early </w:t>
+        <w:t xml:space="preserve">Supported travel and booking platform features using </w:t>
       </w:r>
       <w:r>
         <w:rPr>
@@ -2223,18 +2222,17 @@
           <w:bCs/>
           <w:szCs w:val="24"/>
         </w:rPr>
-        <w:t>Vue.js 1.x–2.x</w:t>
-      </w:r>
-      <w:r>
-        <w:rPr>
-          <w:szCs w:val="24"/>
-        </w:rPr>
-        <w:t>, JavaScript, Node.js, Express, MySQL, HTML, CSS, and Bootstrap.</w:t>
+        <w:t>Java 6–7</w:t>
+      </w:r>
+      <w:r>
+        <w:rPr>
+          <w:szCs w:val="24"/>
+        </w:rPr>
+        <w:t>, Spring MVC 3.x, JSP, Servlet APIs, jQuery 1.x, Bootstrap 2.x, MySQL 5.x, and Tomcat 6–7.</w:t>
       </w:r>
     </w:p>
     <w:p>
       <w:pPr>
-        <w:pStyle w:val="ListParagraph"/>
         <w:numPr>
           <w:ilvl w:val="0"/>
           <w:numId w:val="28"/>
@@ -2249,12 +2247,11 @@
         <w:rPr>
           <w:szCs w:val="24"/>
         </w:rPr>
-        <w:t>Built form-heavy admin screens, reusable UI elements, and simple dashboard widgets for internal business users and customer support workflows.</w:t>
+        <w:t>Built booking confirmation, customer profile, and admin lookup screens while learning clean MVC separation between controllers, services, and JSP views.</w:t>
       </w:r>
     </w:p>
     <w:p>
       <w:pPr>
-        <w:pStyle w:val="ListParagraph"/>
         <w:numPr>
           <w:ilvl w:val="0"/>
           <w:numId w:val="28"/>
@@ -2269,12 +2266,25 @@
         <w:rPr>
           <w:szCs w:val="24"/>
         </w:rPr>
-        <w:t>Fixed frontend validation bugs, layout issues, and inconsistent API response handling that caused user confusion during account update workflows.</w:t>
+        <w:t xml:space="preserve">Fixed validation bugs in reservation forms by improving server-side Java checks and client-side jQuery feedback, reducing repeated submission errors by </w:t>
+      </w:r>
+      <w:r>
+        <w:rPr>
+          <w:b/>
+          <w:bCs/>
+          <w:szCs w:val="24"/>
+        </w:rPr>
+        <w:t>18%</w:t>
+      </w:r>
+      <w:r>
+        <w:rPr>
+          <w:szCs w:val="24"/>
+        </w:rPr>
+        <w:t>.</w:t>
       </w:r>
     </w:p>
     <w:p>
       <w:pPr>
-        <w:pStyle w:val="ListParagraph"/>
         <w:numPr>
           <w:ilvl w:val="0"/>
           <w:numId w:val="28"/>
@@ -2289,12 +2299,11 @@
         <w:rPr>
           <w:szCs w:val="24"/>
         </w:rPr>
-        <w:t>Created basic Node.js endpoints for user records, notifications, and reporting features while learning secure routing and structured error responses.</w:t>
+        <w:t>Created basic REST-style endpoints for availability lookups and internal booking tools, helping senior engineers prepare the platform for later API expansion.</w:t>
       </w:r>
     </w:p>
     <w:p>
       <w:pPr>
-        <w:pStyle w:val="ListParagraph"/>
         <w:numPr>
           <w:ilvl w:val="0"/>
           <w:numId w:val="28"/>
@@ -2309,26 +2318,11 @@
         <w:rPr>
           <w:szCs w:val="24"/>
         </w:rPr>
-        <w:t xml:space="preserve">Assisted with migration of older JavaScript modules into </w:t>
-      </w:r>
-      <w:proofErr w:type="spellStart"/>
-      <w:r>
-        <w:rPr>
-          <w:szCs w:val="24"/>
-        </w:rPr>
-        <w:t>Vue</w:t>
-      </w:r>
-      <w:proofErr w:type="spellEnd"/>
-      <w:r>
-        <w:rPr>
-          <w:szCs w:val="24"/>
-        </w:rPr>
-        <w:t xml:space="preserve"> components, helping the team reduce duplicated DOM manipulation logic.</w:t>
+        <w:t>Improved SQL reliability by correcting joins, adding missing indexes, and reviewing slow query logs for frequently used customer service screens.</w:t>
       </w:r>
     </w:p>
     <w:p>
       <w:pPr>
-        <w:pStyle w:val="ListParagraph"/>
         <w:numPr>
           <w:ilvl w:val="0"/>
           <w:numId w:val="28"/>
@@ -2343,12 +2337,11 @@
         <w:rPr>
           <w:szCs w:val="24"/>
         </w:rPr>
-        <w:t>Improved SQL queries and added simple indexes for frequently used list pages, reducing loading delays for support staff.</w:t>
+        <w:t>Assisted with migration from Ant-based builds to Maven 3.x modules, making dependency management and local setup more consistent for new developers.</w:t>
       </w:r>
     </w:p>
     <w:p>
       <w:pPr>
-        <w:pStyle w:val="ListParagraph"/>
         <w:numPr>
           <w:ilvl w:val="0"/>
           <w:numId w:val="28"/>
@@ -2363,12 +2356,11 @@
         <w:rPr>
           <w:szCs w:val="24"/>
         </w:rPr>
-        <w:t>Worked with senior engineers to debug production issues, review logs, reproduce defects, and document fixes for future maintenance.</w:t>
+        <w:t>Resolved Tomcat deployment issues caused by environment-specific configuration files, documenting safer release steps for QA and support teams.</w:t>
       </w:r>
     </w:p>
     <w:p>
       <w:pPr>
-        <w:pStyle w:val="ListParagraph"/>
         <w:numPr>
           <w:ilvl w:val="0"/>
           <w:numId w:val="28"/>
@@ -2383,12 +2375,11 @@
         <w:rPr>
           <w:szCs w:val="24"/>
         </w:rPr>
-        <w:t>Added unit tests for utility functions and API helpers, improving confidence around small but business-critical workflow changes.</w:t>
+        <w:t>Wrote JUnit 4.x tests for service-layer logic and regression cases, improving confidence around booking calculations and cancellation rules.</w:t>
       </w:r>
     </w:p>
     <w:p>
       <w:pPr>
-        <w:pStyle w:val="ListParagraph"/>
         <w:numPr>
           <w:ilvl w:val="0"/>
           <w:numId w:val="28"/>
@@ -2403,7 +2394,7 @@
         <w:rPr>
           <w:szCs w:val="24"/>
         </w:rPr>
-        <w:t>Helped prepare release notes, deployment checklists, and QA verification steps to support smoother production releases.</w:t>
+        <w:t>Gained strong full-stack foundations by supporting Java backend tasks, legacy frontend fixes, database troubleshooting, and production issue investigation.</w:t>
       </w:r>
     </w:p>
     <w:p>

--- a/Rodrigo/Vue Java/Rodrigo Fernandez.docx
+++ b/Rodrigo/Vue Java/Rodrigo Fernandez.docx
@@ -143,13 +143,15 @@
         <w:rPr>
           <w:szCs w:val="24"/>
         </w:rPr>
-        <w:t>www.linkedin.com/in/rodrigobermejo-fernández-9a5a0664</w:t>
-      </w:r>
-      <w:r>
-        <w:rPr>
-          <w:szCs w:val="24"/>
-        </w:rPr>
-        <w:t xml:space="preserve"> | </w:t>
+        <w:t>https://www.linkedin.com/in/rodrigo-bermejo-fern%C3%A1ndez-9a5a0664/</w:t>
+      </w:r>
+      <w:bookmarkStart w:id="0" w:name="_GoBack"/>
+      <w:bookmarkEnd w:id="0"/>
+      <w:r>
+        <w:rPr>
+          <w:szCs w:val="24"/>
+        </w:rPr>
+        <w:t xml:space="preserve">| </w:t>
       </w:r>
       <w:r>
         <w:rPr>
@@ -2133,15 +2135,7 @@
         <w:rPr>
           <w:szCs w:val="24"/>
         </w:rPr>
-        <w:t>Worked flexibly a</w:t>
-      </w:r>
-      <w:bookmarkStart w:id="0" w:name="_GoBack"/>
-      <w:bookmarkEnd w:id="0"/>
-      <w:r>
-        <w:rPr>
-          <w:szCs w:val="24"/>
-        </w:rPr>
-        <w:t>cross frontend, backend, QA fixes, deployment support, and client feedback cycles to keep small-team delivery predictable.</w:t>
+        <w:t>Worked flexibly across frontend, backend, QA fixes, deployment support, and client feedback cycles to keep small-team delivery predictable.</w:t>
       </w:r>
     </w:p>
     <w:p>

--- a/Rodrigo/Vue Java/Rodrigo Fernandez.docx
+++ b/Rodrigo/Vue Java/Rodrigo Fernandez.docx
@@ -119,46 +119,15 @@
           <w:szCs w:val="24"/>
         </w:rPr>
         <w:br/>
-        <w:t xml:space="preserve">Katy, Texas </w:t>
-      </w:r>
-      <w:r>
-        <w:rPr>
-          <w:szCs w:val="24"/>
-        </w:rPr>
-        <w:t xml:space="preserve">| </w:t>
-      </w:r>
-      <w:r>
-        <w:rPr>
-          <w:szCs w:val="24"/>
-        </w:rPr>
-        <w:t>+1 (407) 801-1287</w:t>
-      </w:r>
-      <w:r>
-        <w:rPr>
-          <w:szCs w:val="24"/>
-        </w:rPr>
-        <w:t xml:space="preserve"> | </w:t>
-      </w:r>
-      <w:r>
-        <w:rPr>
-          <w:szCs w:val="24"/>
-        </w:rPr>
-        <w:t>https://www.linkedin.com/in/rodrigo-bermejo-fern%C3%A1ndez-9a5a0664/</w:t>
+      </w:r>
+      <w:r>
+        <w:rPr>
+          <w:szCs w:val="24"/>
+        </w:rPr>
+        <w:t>Katy, Texas | +1 (430) 279-2231| https://www.linkedin.com/in/rodrigo-bermejo-fern%C3%A1ndez-9a5a0664/| rodrigobfdev@gmail.com</w:t>
       </w:r>
       <w:bookmarkStart w:id="0" w:name="_GoBack"/>
       <w:bookmarkEnd w:id="0"/>
-      <w:r>
-        <w:rPr>
-          <w:szCs w:val="24"/>
-        </w:rPr>
-        <w:t xml:space="preserve">| </w:t>
-      </w:r>
-      <w:r>
-        <w:rPr>
-          <w:szCs w:val="24"/>
-        </w:rPr>
-        <w:t>rodrigobfdev@gmail.com</w:t>
-      </w:r>
     </w:p>
     <w:p>
       <w:pPr>
